--- a/docs/HuisClos-Method-Report.docx
+++ b/docs/HuisClos-Method-Report.docx
@@ -11,7 +11,7 @@
           <w:noProof/>
         </w:rPr>
         <w:drawing>
-          <wp:inline distT="0" distB="0" distL="0" distR="0" wp14:anchorId="2488BBFA" wp14:editId="2CA03B04">
+          <wp:inline distT="0" distB="0" distL="0" distR="0" wp14:anchorId="0989EBB8" wp14:editId="0B24B06A">
             <wp:extent cx="936000" cy="936000"/>
             <wp:effectExtent l="0" t="0" r="0" b="0"/>
             <wp:docPr id="1" name="Picture 1"/>
@@ -145,7 +145,7 @@
       <w:r>
         <w:fldChar w:fldCharType="separate"/>
       </w:r>
-      <w:hyperlink w:anchor="_Toc244123710" w:history="1">
+      <w:hyperlink w:anchor="_Toc244124678" w:history="1">
         <w:r>
           <w:rPr>
             <w:rStyle w:val="Lienhypertexte"/>
@@ -172,7 +172,7 @@
             <w:noProof/>
             <w:webHidden/>
           </w:rPr>
-          <w:instrText xml:space="preserve"> PAGEREF _Toc244123710 \h </w:instrText>
+          <w:instrText xml:space="preserve"> PAGEREF _Toc244124678 \h </w:instrText>
         </w:r>
         <w:r>
           <w:rPr>
@@ -213,7 +213,7 @@
           <w:noProof/>
         </w:rPr>
       </w:pPr>
-      <w:hyperlink w:anchor="_Toc244123711" w:history="1">
+      <w:hyperlink w:anchor="_Toc244124679" w:history="1">
         <w:r>
           <w:rPr>
             <w:rStyle w:val="Lienhypertexte"/>
@@ -240,7 +240,7 @@
             <w:noProof/>
             <w:webHidden/>
           </w:rPr>
-          <w:instrText xml:space="preserve"> PAGEREF _Toc244123711 \h </w:instrText>
+          <w:instrText xml:space="preserve"> PAGEREF _Toc244124679 \h </w:instrText>
         </w:r>
         <w:r>
           <w:rPr>
@@ -281,7 +281,7 @@
           <w:noProof/>
         </w:rPr>
       </w:pPr>
-      <w:hyperlink w:anchor="_Toc244123712" w:history="1">
+      <w:hyperlink w:anchor="_Toc244124680" w:history="1">
         <w:r>
           <w:rPr>
             <w:rStyle w:val="Lienhypertexte"/>
@@ -308,7 +308,7 @@
             <w:noProof/>
             <w:webHidden/>
           </w:rPr>
-          <w:instrText xml:space="preserve"> PAGEREF _Toc244123712 \h </w:instrText>
+          <w:instrText xml:space="preserve"> PAGEREF _Toc244124680 \h </w:instrText>
         </w:r>
         <w:r>
           <w:rPr>
@@ -349,7 +349,7 @@
           <w:noProof/>
         </w:rPr>
       </w:pPr>
-      <w:hyperlink w:anchor="_Toc244123713" w:history="1">
+      <w:hyperlink w:anchor="_Toc244124681" w:history="1">
         <w:r>
           <w:rPr>
             <w:rStyle w:val="Lienhypertexte"/>
@@ -376,7 +376,7 @@
             <w:noProof/>
             <w:webHidden/>
           </w:rPr>
-          <w:instrText xml:space="preserve"> PAGEREF _Toc244123713 \h </w:instrText>
+          <w:instrText xml:space="preserve"> PAGEREF _Toc244124681 \h </w:instrText>
         </w:r>
         <w:r>
           <w:rPr>
@@ -417,7 +417,7 @@
           <w:noProof/>
         </w:rPr>
       </w:pPr>
-      <w:hyperlink w:anchor="_Toc244123714" w:history="1">
+      <w:hyperlink w:anchor="_Toc244124682" w:history="1">
         <w:r>
           <w:rPr>
             <w:rStyle w:val="Lienhypertexte"/>
@@ -444,7 +444,7 @@
             <w:noProof/>
             <w:webHidden/>
           </w:rPr>
-          <w:instrText xml:space="preserve"> PAGEREF _Toc244123714 \h </w:instrText>
+          <w:instrText xml:space="preserve"> PAGEREF _Toc244124682 \h </w:instrText>
         </w:r>
         <w:r>
           <w:rPr>
@@ -485,7 +485,7 @@
           <w:noProof/>
         </w:rPr>
       </w:pPr>
-      <w:hyperlink w:anchor="_Toc244123715" w:history="1">
+      <w:hyperlink w:anchor="_Toc244124683" w:history="1">
         <w:r>
           <w:rPr>
             <w:rStyle w:val="Lienhypertexte"/>
@@ -512,7 +512,7 @@
             <w:noProof/>
             <w:webHidden/>
           </w:rPr>
-          <w:instrText xml:space="preserve"> PAGEREF _Toc244123715 \h </w:instrText>
+          <w:instrText xml:space="preserve"> PAGEREF _Toc244124683 \h </w:instrText>
         </w:r>
         <w:r>
           <w:rPr>
@@ -553,7 +553,7 @@
           <w:noProof/>
         </w:rPr>
       </w:pPr>
-      <w:hyperlink w:anchor="_Toc244123716" w:history="1">
+      <w:hyperlink w:anchor="_Toc244124684" w:history="1">
         <w:r>
           <w:rPr>
             <w:rStyle w:val="Lienhypertexte"/>
@@ -580,7 +580,7 @@
             <w:noProof/>
             <w:webHidden/>
           </w:rPr>
-          <w:instrText xml:space="preserve"> PAGEREF _Toc244123716 \h </w:instrText>
+          <w:instrText xml:space="preserve"> PAGEREF _Toc244124684 \h </w:instrText>
         </w:r>
         <w:r>
           <w:rPr>
@@ -621,7 +621,7 @@
           <w:noProof/>
         </w:rPr>
       </w:pPr>
-      <w:hyperlink w:anchor="_Toc244123717" w:history="1">
+      <w:hyperlink w:anchor="_Toc244124685" w:history="1">
         <w:r>
           <w:rPr>
             <w:rStyle w:val="Lienhypertexte"/>
@@ -648,75 +648,7 @@
             <w:noProof/>
             <w:webHidden/>
           </w:rPr>
-          <w:instrText xml:space="preserve"> PAGEREF _Toc244123717 \h </w:instrText>
-        </w:r>
-        <w:r>
-          <w:rPr>
-            <w:noProof/>
-            <w:webHidden/>
-          </w:rPr>
-        </w:r>
-        <w:r>
-          <w:rPr>
-            <w:noProof/>
-            <w:webHidden/>
-          </w:rPr>
-          <w:fldChar w:fldCharType="separate"/>
-        </w:r>
-        <w:r>
-          <w:rPr>
-            <w:noProof/>
-            <w:webHidden/>
-          </w:rPr>
-          <w:t>6</w:t>
-        </w:r>
-        <w:r>
-          <w:rPr>
-            <w:noProof/>
-            <w:webHidden/>
-          </w:rPr>
-          <w:fldChar w:fldCharType="end"/>
-        </w:r>
-      </w:hyperlink>
-    </w:p>
-    <w:p>
-      <w:pPr>
-        <w:pStyle w:val="TM2"/>
-        <w:tabs>
-          <w:tab w:val="right" w:leader="dot" w:pos="9402"/>
-        </w:tabs>
-        <w:rPr>
-          <w:noProof/>
-        </w:rPr>
-      </w:pPr>
-      <w:hyperlink w:anchor="_Toc244123718" w:history="1">
-        <w:r>
-          <w:rPr>
-            <w:rStyle w:val="Lienhypertexte"/>
-            <w:noProof/>
-          </w:rPr>
-          <w:t>5.4 Challenge: G7, the G8 failure and the single resume G8R2</w:t>
-        </w:r>
-        <w:r>
-          <w:rPr>
-            <w:noProof/>
-            <w:webHidden/>
-          </w:rPr>
-          <w:tab/>
-        </w:r>
-        <w:r>
-          <w:rPr>
-            <w:noProof/>
-            <w:webHidden/>
-          </w:rPr>
-          <w:fldChar w:fldCharType="begin"/>
-        </w:r>
-        <w:r>
-          <w:rPr>
-            <w:noProof/>
-            <w:webHidden/>
-          </w:rPr>
-          <w:instrText xml:space="preserve"> PAGEREF _Toc244123718 \h </w:instrText>
+          <w:instrText xml:space="preserve"> PAGEREF _Toc244124685 \h </w:instrText>
         </w:r>
         <w:r>
           <w:rPr>
@@ -757,13 +689,13 @@
           <w:noProof/>
         </w:rPr>
       </w:pPr>
-      <w:hyperlink w:anchor="_Toc244123719" w:history="1">
+      <w:hyperlink w:anchor="_Toc244124686" w:history="1">
         <w:r>
           <w:rPr>
             <w:rStyle w:val="Lienhypertexte"/>
             <w:noProof/>
           </w:rPr>
-          <w:t>5.5 C3 French and English blind sets (historical, code e3d13bd)</w:t>
+          <w:t>5.4 Challenge: G7, the G8 failure and the single resume G8R2</w:t>
         </w:r>
         <w:r>
           <w:rPr>
@@ -784,7 +716,7 @@
             <w:noProof/>
             <w:webHidden/>
           </w:rPr>
-          <w:instrText xml:space="preserve"> PAGEREF _Toc244123719 \h </w:instrText>
+          <w:instrText xml:space="preserve"> PAGEREF _Toc244124686 \h </w:instrText>
         </w:r>
         <w:r>
           <w:rPr>
@@ -825,13 +757,13 @@
           <w:noProof/>
         </w:rPr>
       </w:pPr>
-      <w:hyperlink w:anchor="_Toc244123720" w:history="1">
+      <w:hyperlink w:anchor="_Toc244124687" w:history="1">
         <w:r>
           <w:rPr>
             <w:rStyle w:val="Lienhypertexte"/>
             <w:noProof/>
           </w:rPr>
-          <w:t>5.6 Limits of the evaluation</w:t>
+          <w:t>5.5 C3 French and English blind sets (historical, code e3d13bd)</w:t>
         </w:r>
         <w:r>
           <w:rPr>
@@ -852,7 +784,7 @@
             <w:noProof/>
             <w:webHidden/>
           </w:rPr>
-          <w:instrText xml:space="preserve"> PAGEREF _Toc244123720 \h </w:instrText>
+          <w:instrText xml:space="preserve"> PAGEREF _Toc244124687 \h </w:instrText>
         </w:r>
         <w:r>
           <w:rPr>
@@ -885,7 +817,7 @@
     </w:p>
     <w:p>
       <w:pPr>
-        <w:pStyle w:val="TM1"/>
+        <w:pStyle w:val="TM2"/>
         <w:tabs>
           <w:tab w:val="right" w:leader="dot" w:pos="9402"/>
         </w:tabs>
@@ -893,13 +825,13 @@
           <w:noProof/>
         </w:rPr>
       </w:pPr>
-      <w:hyperlink w:anchor="_Toc244123721" w:history="1">
+      <w:hyperlink w:anchor="_Toc244124688" w:history="1">
         <w:r>
           <w:rPr>
             <w:rStyle w:val="Lienhypertexte"/>
             <w:noProof/>
           </w:rPr>
-          <w:t>6. Course concepts applied</w:t>
+          <w:t>5.6 Limits of the evaluation</w:t>
         </w:r>
         <w:r>
           <w:rPr>
@@ -920,7 +852,7 @@
             <w:noProof/>
             <w:webHidden/>
           </w:rPr>
-          <w:instrText xml:space="preserve"> PAGEREF _Toc244123721 \h </w:instrText>
+          <w:instrText xml:space="preserve"> PAGEREF _Toc244124688 \h </w:instrText>
         </w:r>
         <w:r>
           <w:rPr>
@@ -961,13 +893,13 @@
           <w:noProof/>
         </w:rPr>
       </w:pPr>
-      <w:hyperlink w:anchor="_Toc244123722" w:history="1">
+      <w:hyperlink w:anchor="_Toc244124689" w:history="1">
         <w:r>
           <w:rPr>
             <w:rStyle w:val="Lienhypertexte"/>
             <w:noProof/>
           </w:rPr>
-          <w:t>7. Beyond the course</w:t>
+          <w:t>6. Course concepts applied</w:t>
         </w:r>
         <w:r>
           <w:rPr>
@@ -988,7 +920,7 @@
             <w:noProof/>
             <w:webHidden/>
           </w:rPr>
-          <w:instrText xml:space="preserve"> PAGEREF _Toc244123722 \h </w:instrText>
+          <w:instrText xml:space="preserve"> PAGEREF _Toc244124689 \h </w:instrText>
         </w:r>
         <w:r>
           <w:rPr>
@@ -1029,13 +961,13 @@
           <w:noProof/>
         </w:rPr>
       </w:pPr>
-      <w:hyperlink w:anchor="_Toc244123723" w:history="1">
+      <w:hyperlink w:anchor="_Toc244124690" w:history="1">
         <w:r>
           <w:rPr>
             <w:rStyle w:val="Lienhypertexte"/>
             <w:noProof/>
           </w:rPr>
-          <w:t>8. Limits and ethics</w:t>
+          <w:t>7. Beyond the course</w:t>
         </w:r>
         <w:r>
           <w:rPr>
@@ -1056,7 +988,7 @@
             <w:noProof/>
             <w:webHidden/>
           </w:rPr>
-          <w:instrText xml:space="preserve"> PAGEREF _Toc244123723 \h </w:instrText>
+          <w:instrText xml:space="preserve"> PAGEREF _Toc244124690 \h </w:instrText>
         </w:r>
         <w:r>
           <w:rPr>
@@ -1097,13 +1029,13 @@
           <w:noProof/>
         </w:rPr>
       </w:pPr>
-      <w:hyperlink w:anchor="_Toc244123724" w:history="1">
+      <w:hyperlink w:anchor="_Toc244124691" w:history="1">
         <w:r>
           <w:rPr>
             <w:rStyle w:val="Lienhypertexte"/>
             <w:noProof/>
           </w:rPr>
-          <w:t>9. Value if widely used</w:t>
+          <w:t>8. Limits and ethics</w:t>
         </w:r>
         <w:r>
           <w:rPr>
@@ -1124,7 +1056,7 @@
             <w:noProof/>
             <w:webHidden/>
           </w:rPr>
-          <w:instrText xml:space="preserve"> PAGEREF _Toc244123724 \h </w:instrText>
+          <w:instrText xml:space="preserve"> PAGEREF _Toc244124691 \h </w:instrText>
         </w:r>
         <w:r>
           <w:rPr>
@@ -1165,13 +1097,13 @@
           <w:noProof/>
         </w:rPr>
       </w:pPr>
-      <w:hyperlink w:anchor="_Toc244123725" w:history="1">
+      <w:hyperlink w:anchor="_Toc244124692" w:history="1">
         <w:r>
           <w:rPr>
             <w:rStyle w:val="Lienhypertexte"/>
             <w:noProof/>
           </w:rPr>
-          <w:t>10. Reproducibility</w:t>
+          <w:t>9. Value if widely used</w:t>
         </w:r>
         <w:r>
           <w:rPr>
@@ -1192,75 +1124,7 @@
             <w:noProof/>
             <w:webHidden/>
           </w:rPr>
-          <w:instrText xml:space="preserve"> PAGEREF _Toc244123725 \h </w:instrText>
-        </w:r>
-        <w:r>
-          <w:rPr>
-            <w:noProof/>
-            <w:webHidden/>
-          </w:rPr>
-        </w:r>
-        <w:r>
-          <w:rPr>
-            <w:noProof/>
-            <w:webHidden/>
-          </w:rPr>
-          <w:fldChar w:fldCharType="separate"/>
-        </w:r>
-        <w:r>
-          <w:rPr>
-            <w:noProof/>
-            <w:webHidden/>
-          </w:rPr>
-          <w:t>9</w:t>
-        </w:r>
-        <w:r>
-          <w:rPr>
-            <w:noProof/>
-            <w:webHidden/>
-          </w:rPr>
-          <w:fldChar w:fldCharType="end"/>
-        </w:r>
-      </w:hyperlink>
-    </w:p>
-    <w:p>
-      <w:pPr>
-        <w:pStyle w:val="TM1"/>
-        <w:tabs>
-          <w:tab w:val="right" w:leader="dot" w:pos="9402"/>
-        </w:tabs>
-        <w:rPr>
-          <w:noProof/>
-        </w:rPr>
-      </w:pPr>
-      <w:hyperlink w:anchor="_Toc244123726" w:history="1">
-        <w:r>
-          <w:rPr>
-            <w:rStyle w:val="Lienhypertexte"/>
-            <w:noProof/>
-          </w:rPr>
-          <w:t>11. Use of AI tools</w:t>
-        </w:r>
-        <w:r>
-          <w:rPr>
-            <w:noProof/>
-            <w:webHidden/>
-          </w:rPr>
-          <w:tab/>
-        </w:r>
-        <w:r>
-          <w:rPr>
-            <w:noProof/>
-            <w:webHidden/>
-          </w:rPr>
-          <w:fldChar w:fldCharType="begin"/>
-        </w:r>
-        <w:r>
-          <w:rPr>
-            <w:noProof/>
-            <w:webHidden/>
-          </w:rPr>
-          <w:instrText xml:space="preserve"> PAGEREF _Toc244123726 \h </w:instrText>
+          <w:instrText xml:space="preserve"> PAGEREF _Toc244124692 \h </w:instrText>
         </w:r>
         <w:r>
           <w:rPr>
@@ -1301,13 +1165,13 @@
           <w:noProof/>
         </w:rPr>
       </w:pPr>
-      <w:hyperlink w:anchor="_Toc244123727" w:history="1">
+      <w:hyperlink w:anchor="_Toc244124693" w:history="1">
         <w:r>
           <w:rPr>
             <w:rStyle w:val="Lienhypertexte"/>
             <w:noProof/>
           </w:rPr>
-          <w:t>12. References</w:t>
+          <w:t>10. Reproducibility</w:t>
         </w:r>
         <w:r>
           <w:rPr>
@@ -1328,7 +1192,7 @@
             <w:noProof/>
             <w:webHidden/>
           </w:rPr>
-          <w:instrText xml:space="preserve"> PAGEREF _Toc244123727 \h </w:instrText>
+          <w:instrText xml:space="preserve"> PAGEREF _Toc244124693 \h </w:instrText>
         </w:r>
         <w:r>
           <w:rPr>
@@ -1360,17 +1224,153 @@
       </w:hyperlink>
     </w:p>
     <w:p>
-      <w:r>
-        <w:fldChar w:fldCharType="end"/>
-      </w:r>
+      <w:pPr>
+        <w:pStyle w:val="TM1"/>
+        <w:tabs>
+          <w:tab w:val="right" w:leader="dot" w:pos="9402"/>
+        </w:tabs>
+        <w:rPr>
+          <w:noProof/>
+        </w:rPr>
+      </w:pPr>
+      <w:hyperlink w:anchor="_Toc244124694" w:history="1">
+        <w:r>
+          <w:rPr>
+            <w:rStyle w:val="Lienhypertexte"/>
+            <w:noProof/>
+          </w:rPr>
+          <w:t>11. Use of AI tools</w:t>
+        </w:r>
+        <w:r>
+          <w:rPr>
+            <w:noProof/>
+            <w:webHidden/>
+          </w:rPr>
+          <w:tab/>
+        </w:r>
+        <w:r>
+          <w:rPr>
+            <w:noProof/>
+            <w:webHidden/>
+          </w:rPr>
+          <w:fldChar w:fldCharType="begin"/>
+        </w:r>
+        <w:r>
+          <w:rPr>
+            <w:noProof/>
+            <w:webHidden/>
+          </w:rPr>
+          <w:instrText xml:space="preserve"> PAGEREF _Toc244124694 \h </w:instrText>
+        </w:r>
+        <w:r>
+          <w:rPr>
+            <w:noProof/>
+            <w:webHidden/>
+          </w:rPr>
+        </w:r>
+        <w:r>
+          <w:rPr>
+            <w:noProof/>
+            <w:webHidden/>
+          </w:rPr>
+          <w:fldChar w:fldCharType="separate"/>
+        </w:r>
+        <w:r>
+          <w:rPr>
+            <w:noProof/>
+            <w:webHidden/>
+          </w:rPr>
+          <w:t>10</w:t>
+        </w:r>
+        <w:r>
+          <w:rPr>
+            <w:noProof/>
+            <w:webHidden/>
+          </w:rPr>
+          <w:fldChar w:fldCharType="end"/>
+        </w:r>
+      </w:hyperlink>
     </w:p>
     <w:p>
-      <w:r>
-        <w:br w:type="page"/>
-      </w:r>
+      <w:pPr>
+        <w:pStyle w:val="TM1"/>
+        <w:tabs>
+          <w:tab w:val="right" w:leader="dot" w:pos="9402"/>
+        </w:tabs>
+        <w:rPr>
+          <w:noProof/>
+        </w:rPr>
+      </w:pPr>
+      <w:hyperlink w:anchor="_Toc244124695" w:history="1">
+        <w:r>
+          <w:rPr>
+            <w:rStyle w:val="Lienhypertexte"/>
+            <w:noProof/>
+          </w:rPr>
+          <w:t>12. References</w:t>
+        </w:r>
+        <w:r>
+          <w:rPr>
+            <w:noProof/>
+            <w:webHidden/>
+          </w:rPr>
+          <w:tab/>
+        </w:r>
+        <w:r>
+          <w:rPr>
+            <w:noProof/>
+            <w:webHidden/>
+          </w:rPr>
+          <w:fldChar w:fldCharType="begin"/>
+        </w:r>
+        <w:r>
+          <w:rPr>
+            <w:noProof/>
+            <w:webHidden/>
+          </w:rPr>
+          <w:instrText xml:space="preserve"> PAGEREF _Toc244124695 \h </w:instrText>
+        </w:r>
+        <w:r>
+          <w:rPr>
+            <w:noProof/>
+            <w:webHidden/>
+          </w:rPr>
+        </w:r>
+        <w:r>
+          <w:rPr>
+            <w:noProof/>
+            <w:webHidden/>
+          </w:rPr>
+          <w:fldChar w:fldCharType="separate"/>
+        </w:r>
+        <w:r>
+          <w:rPr>
+            <w:noProof/>
+            <w:webHidden/>
+          </w:rPr>
+          <w:t>11</w:t>
+        </w:r>
+        <w:r>
+          <w:rPr>
+            <w:noProof/>
+            <w:webHidden/>
+          </w:rPr>
+          <w:fldChar w:fldCharType="end"/>
+        </w:r>
+      </w:hyperlink>
     </w:p>
     <w:p>
       <w:r>
+        <w:fldChar w:fldCharType="end"/>
+      </w:r>
+    </w:p>
+    <w:p>
+      <w:r>
+        <w:br w:type="page"/>
+      </w:r>
+    </w:p>
+    <w:p>
+      <w:r>
         <w:lastRenderedPageBreak/>
         <w:t>Course: Advanced AI Algorithms, group assignment, 2026. Status at the feature freeze of 28 October 2026. Every document, test and example mentioned here is fictitious. Figures come from the project files cited under each table; this report runs no new measurement.</w:t>
       </w:r>
@@ -1379,7 +1379,7 @@
       <w:pPr>
         <w:pStyle w:val="Titre1"/>
       </w:pPr>
-      <w:bookmarkStart w:id="0" w:name="_Toc244123710"/>
+      <w:bookmarkStart w:id="0" w:name="_Toc244124678"/>
       <w:r>
         <w:t>1. Problem and users</w:t>
       </w:r>
@@ -1440,7 +1440,7 @@
       <w:pPr>
         <w:pStyle w:val="Titre1"/>
       </w:pPr>
-      <w:bookmarkStart w:id="1" w:name="_Toc244123711"/>
+      <w:bookmarkStart w:id="1" w:name="_Toc244124679"/>
       <w:r>
         <w:t>2. Legal and ethical framework</w:t>
       </w:r>
@@ -1618,7 +1618,7 @@
       <w:pPr>
         <w:pStyle w:val="Titre1"/>
       </w:pPr>
-      <w:bookmarkStart w:id="2" w:name="_Toc244123712"/>
+      <w:bookmarkStart w:id="2" w:name="_Toc244124680"/>
       <w:r>
         <w:t>3. Market and alternatives</w:t>
       </w:r>
@@ -1651,6 +1651,7 @@
       </w:tblGrid>
       <w:tr>
         <w:trPr>
+          <w:cantSplit/>
           <w:tblHeader/>
           <w:jc w:val="center"/>
         </w:trPr>
@@ -1661,6 +1662,7 @@
           </w:tcPr>
           <w:p>
             <w:pPr>
+              <w:keepNext/>
               <w:spacing w:after="40" w:line="240" w:lineRule="auto"/>
             </w:pPr>
             <w:r>
@@ -1680,6 +1682,7 @@
           </w:tcPr>
           <w:p>
             <w:pPr>
+              <w:keepNext/>
               <w:spacing w:after="40" w:line="240" w:lineRule="auto"/>
             </w:pPr>
             <w:r>
@@ -1699,6 +1702,7 @@
           </w:tcPr>
           <w:p>
             <w:pPr>
+              <w:keepNext/>
               <w:spacing w:after="40" w:line="240" w:lineRule="auto"/>
             </w:pPr>
             <w:r>
@@ -1714,6 +1718,7 @@
       </w:tr>
       <w:tr>
         <w:trPr>
+          <w:cantSplit/>
           <w:jc w:val="center"/>
         </w:trPr>
         <w:tc>
@@ -1722,6 +1727,7 @@
           </w:tcPr>
           <w:p>
             <w:pPr>
+              <w:keepNext/>
               <w:spacing w:after="40" w:line="240" w:lineRule="auto"/>
             </w:pPr>
             <w:r>
@@ -1738,6 +1744,7 @@
           </w:tcPr>
           <w:p>
             <w:pPr>
+              <w:keepNext/>
               <w:spacing w:after="40" w:line="240" w:lineRule="auto"/>
             </w:pPr>
             <w:r>
@@ -1754,6 +1761,7 @@
           </w:tcPr>
           <w:p>
             <w:pPr>
+              <w:keepNext/>
               <w:spacing w:after="40" w:line="240" w:lineRule="auto"/>
             </w:pPr>
             <w:r>
@@ -1767,6 +1775,7 @@
       </w:tr>
       <w:tr>
         <w:trPr>
+          <w:cantSplit/>
           <w:jc w:val="center"/>
         </w:trPr>
         <w:tc>
@@ -1776,6 +1785,7 @@
           </w:tcPr>
           <w:p>
             <w:pPr>
+              <w:keepNext/>
               <w:spacing w:after="40" w:line="240" w:lineRule="auto"/>
             </w:pPr>
             <w:r>
@@ -1793,6 +1803,7 @@
           </w:tcPr>
           <w:p>
             <w:pPr>
+              <w:keepNext/>
               <w:spacing w:after="40" w:line="240" w:lineRule="auto"/>
             </w:pPr>
             <w:r>
@@ -1810,6 +1821,7 @@
           </w:tcPr>
           <w:p>
             <w:pPr>
+              <w:keepNext/>
               <w:spacing w:after="40" w:line="240" w:lineRule="auto"/>
             </w:pPr>
             <w:r>
@@ -1823,6 +1835,7 @@
       </w:tr>
       <w:tr>
         <w:trPr>
+          <w:cantSplit/>
           <w:jc w:val="center"/>
         </w:trPr>
         <w:tc>
@@ -1831,6 +1844,7 @@
           </w:tcPr>
           <w:p>
             <w:pPr>
+              <w:keepNext/>
               <w:spacing w:after="40" w:line="240" w:lineRule="auto"/>
             </w:pPr>
             <w:r>
@@ -1847,6 +1861,7 @@
           </w:tcPr>
           <w:p>
             <w:pPr>
+              <w:keepNext/>
               <w:spacing w:after="40" w:line="240" w:lineRule="auto"/>
             </w:pPr>
             <w:r>
@@ -1863,6 +1878,7 @@
           </w:tcPr>
           <w:p>
             <w:pPr>
+              <w:keepNext/>
               <w:spacing w:after="40" w:line="240" w:lineRule="auto"/>
             </w:pPr>
             <w:r>
@@ -1876,6 +1892,7 @@
       </w:tr>
       <w:tr>
         <w:trPr>
+          <w:cantSplit/>
           <w:jc w:val="center"/>
         </w:trPr>
         <w:tc>
@@ -1885,6 +1902,7 @@
           </w:tcPr>
           <w:p>
             <w:pPr>
+              <w:keepNext/>
               <w:spacing w:after="40" w:line="240" w:lineRule="auto"/>
             </w:pPr>
             <w:r>
@@ -1902,6 +1920,7 @@
           </w:tcPr>
           <w:p>
             <w:pPr>
+              <w:keepNext/>
               <w:spacing w:after="40" w:line="240" w:lineRule="auto"/>
             </w:pPr>
             <w:r>
@@ -1919,6 +1938,7 @@
           </w:tcPr>
           <w:p>
             <w:pPr>
+              <w:keepNext/>
               <w:spacing w:after="40" w:line="240" w:lineRule="auto"/>
             </w:pPr>
             <w:r>
@@ -1932,6 +1952,7 @@
       </w:tr>
       <w:tr>
         <w:trPr>
+          <w:cantSplit/>
           <w:jc w:val="center"/>
         </w:trPr>
         <w:tc>
@@ -1998,7 +2019,7 @@
       <w:pPr>
         <w:pStyle w:val="Titre1"/>
       </w:pPr>
-      <w:bookmarkStart w:id="3" w:name="_Toc244123713"/>
+      <w:bookmarkStart w:id="3" w:name="_Toc244124681"/>
       <w:r>
         <w:lastRenderedPageBreak/>
         <w:t>4. Solution and pipeline</w:t>
@@ -2016,7 +2037,7 @@
           <w:noProof/>
         </w:rPr>
         <w:drawing>
-          <wp:inline distT="0" distB="0" distL="0" distR="0" wp14:anchorId="1A04D016" wp14:editId="45AFA858">
+          <wp:inline distT="0" distB="0" distL="0" distR="0" wp14:anchorId="19907953" wp14:editId="568B1C13">
             <wp:extent cx="5976000" cy="2464663"/>
             <wp:effectExtent l="0" t="0" r="0" b="0"/>
             <wp:docPr id="2" name="Picture 2" descr="Figure 1. The HuisClos pipeline: detection, human review, tokens and outbound check run locally; only the checked message reaches the AI tool."/>
@@ -2212,7 +2233,7 @@
       <w:pPr>
         <w:pStyle w:val="Titre1"/>
       </w:pPr>
-      <w:bookmarkStart w:id="4" w:name="_Toc244123714"/>
+      <w:bookmarkStart w:id="4" w:name="_Toc244124682"/>
       <w:r>
         <w:t>5. Evaluation</w:t>
       </w:r>
@@ -2222,7 +2243,7 @@
       <w:pPr>
         <w:pStyle w:val="Titre2"/>
       </w:pPr>
-      <w:bookmarkStart w:id="5" w:name="_Toc244123715"/>
+      <w:bookmarkStart w:id="5" w:name="_Toc244124683"/>
       <w:r>
         <w:t>5.1 Corpora and protocol</w:t>
       </w:r>
@@ -2267,6 +2288,7 @@
       </w:tblGrid>
       <w:tr>
         <w:trPr>
+          <w:cantSplit/>
           <w:tblHeader/>
           <w:jc w:val="center"/>
         </w:trPr>
@@ -2277,6 +2299,7 @@
           </w:tcPr>
           <w:p>
             <w:pPr>
+              <w:keepNext/>
               <w:spacing w:after="40" w:line="240" w:lineRule="auto"/>
             </w:pPr>
             <w:r>
@@ -2285,6 +2308,7 @@
                 <w:color w:val="FFFFFF"/>
                 <w:sz w:val="19"/>
               </w:rPr>
+              <w:lastRenderedPageBreak/>
               <w:t>Set</w:t>
             </w:r>
           </w:p>
@@ -2296,6 +2320,7 @@
           </w:tcPr>
           <w:p>
             <w:pPr>
+              <w:keepNext/>
               <w:spacing w:after="40" w:line="240" w:lineRule="auto"/>
             </w:pPr>
             <w:r>
@@ -2315,6 +2340,7 @@
           </w:tcPr>
           <w:p>
             <w:pPr>
+              <w:keepNext/>
               <w:spacing w:after="40" w:line="240" w:lineRule="auto"/>
             </w:pPr>
             <w:r>
@@ -2334,6 +2360,7 @@
           </w:tcPr>
           <w:p>
             <w:pPr>
+              <w:keepNext/>
               <w:spacing w:after="40" w:line="240" w:lineRule="auto"/>
             </w:pPr>
             <w:r>
@@ -2349,6 +2376,7 @@
       </w:tr>
       <w:tr>
         <w:trPr>
+          <w:cantSplit/>
           <w:jc w:val="center"/>
         </w:trPr>
         <w:tc>
@@ -2357,13 +2385,13 @@
           </w:tcPr>
           <w:p>
             <w:pPr>
+              <w:keepNext/>
               <w:spacing w:after="40" w:line="240" w:lineRule="auto"/>
             </w:pPr>
             <w:r>
               <w:rPr>
                 <w:sz w:val="19"/>
               </w:rPr>
-              <w:lastRenderedPageBreak/>
               <w:t>French dev</w:t>
             </w:r>
           </w:p>
@@ -2374,6 +2402,7 @@
           </w:tcPr>
           <w:p>
             <w:pPr>
+              <w:keepNext/>
               <w:spacing w:after="40" w:line="240" w:lineRule="auto"/>
               <w:jc w:val="right"/>
             </w:pPr>
@@ -2391,6 +2420,7 @@
           </w:tcPr>
           <w:p>
             <w:pPr>
+              <w:keepNext/>
               <w:spacing w:after="40" w:line="240" w:lineRule="auto"/>
             </w:pPr>
             <w:r>
@@ -2407,6 +2437,7 @@
           </w:tcPr>
           <w:p>
             <w:pPr>
+              <w:keepNext/>
               <w:spacing w:after="40" w:line="240" w:lineRule="auto"/>
             </w:pPr>
             <w:r>
@@ -2420,6 +2451,7 @@
       </w:tr>
       <w:tr>
         <w:trPr>
+          <w:cantSplit/>
           <w:jc w:val="center"/>
         </w:trPr>
         <w:tc>
@@ -2429,6 +2461,7 @@
           </w:tcPr>
           <w:p>
             <w:pPr>
+              <w:keepNext/>
               <w:spacing w:after="40" w:line="240" w:lineRule="auto"/>
             </w:pPr>
             <w:r>
@@ -2446,6 +2479,7 @@
           </w:tcPr>
           <w:p>
             <w:pPr>
+              <w:keepNext/>
               <w:spacing w:after="40" w:line="240" w:lineRule="auto"/>
               <w:jc w:val="right"/>
             </w:pPr>
@@ -2464,6 +2498,7 @@
           </w:tcPr>
           <w:p>
             <w:pPr>
+              <w:keepNext/>
               <w:spacing w:after="40" w:line="240" w:lineRule="auto"/>
             </w:pPr>
             <w:r>
@@ -2481,6 +2516,7 @@
           </w:tcPr>
           <w:p>
             <w:pPr>
+              <w:keepNext/>
               <w:spacing w:after="40" w:line="240" w:lineRule="auto"/>
             </w:pPr>
             <w:r>
@@ -2494,6 +2530,7 @@
       </w:tr>
       <w:tr>
         <w:trPr>
+          <w:cantSplit/>
           <w:jc w:val="center"/>
         </w:trPr>
         <w:tc>
@@ -2502,6 +2539,7 @@
           </w:tcPr>
           <w:p>
             <w:pPr>
+              <w:keepNext/>
               <w:spacing w:after="40" w:line="240" w:lineRule="auto"/>
             </w:pPr>
             <w:r>
@@ -2518,6 +2556,7 @@
           </w:tcPr>
           <w:p>
             <w:pPr>
+              <w:keepNext/>
               <w:spacing w:after="40" w:line="240" w:lineRule="auto"/>
               <w:jc w:val="right"/>
             </w:pPr>
@@ -2535,6 +2574,7 @@
           </w:tcPr>
           <w:p>
             <w:pPr>
+              <w:keepNext/>
               <w:spacing w:after="40" w:line="240" w:lineRule="auto"/>
             </w:pPr>
             <w:r>
@@ -2551,6 +2591,7 @@
           </w:tcPr>
           <w:p>
             <w:pPr>
+              <w:keepNext/>
               <w:spacing w:after="40" w:line="240" w:lineRule="auto"/>
             </w:pPr>
             <w:r>
@@ -2564,6 +2605,7 @@
       </w:tr>
       <w:tr>
         <w:trPr>
+          <w:cantSplit/>
           <w:jc w:val="center"/>
         </w:trPr>
         <w:tc>
@@ -2573,6 +2615,7 @@
           </w:tcPr>
           <w:p>
             <w:pPr>
+              <w:keepNext/>
               <w:spacing w:after="40" w:line="240" w:lineRule="auto"/>
             </w:pPr>
             <w:r>
@@ -2590,6 +2633,7 @@
           </w:tcPr>
           <w:p>
             <w:pPr>
+              <w:keepNext/>
               <w:spacing w:after="40" w:line="240" w:lineRule="auto"/>
               <w:jc w:val="right"/>
             </w:pPr>
@@ -2608,6 +2652,7 @@
           </w:tcPr>
           <w:p>
             <w:pPr>
+              <w:keepNext/>
               <w:spacing w:after="40" w:line="240" w:lineRule="auto"/>
             </w:pPr>
             <w:r>
@@ -2625,6 +2670,7 @@
           </w:tcPr>
           <w:p>
             <w:pPr>
+              <w:keepNext/>
               <w:spacing w:after="40" w:line="240" w:lineRule="auto"/>
             </w:pPr>
             <w:r>
@@ -2638,6 +2684,7 @@
       </w:tr>
       <w:tr>
         <w:trPr>
+          <w:cantSplit/>
           <w:jc w:val="center"/>
         </w:trPr>
         <w:tc>
@@ -2843,7 +2890,7 @@
       <w:pPr>
         <w:pStyle w:val="Titre2"/>
       </w:pPr>
-      <w:bookmarkStart w:id="6" w:name="_Toc244123716"/>
+      <w:bookmarkStart w:id="6" w:name="_Toc244124684"/>
       <w:r>
         <w:t>5.2 Development results</w:t>
       </w:r>
@@ -2894,8 +2941,9 @@
       <w:pPr>
         <w:pStyle w:val="Titre2"/>
       </w:pPr>
-      <w:bookmarkStart w:id="7" w:name="_Toc244123717"/>
-      <w:r>
+      <w:bookmarkStart w:id="7" w:name="_Toc244124685"/>
+      <w:r>
+        <w:lastRenderedPageBreak/>
         <w:t>5.3 Historical test register</w:t>
       </w:r>
       <w:bookmarkEnd w:id="7"/>
@@ -2925,6 +2973,7 @@
       </w:tblGrid>
       <w:tr>
         <w:trPr>
+          <w:cantSplit/>
           <w:tblHeader/>
           <w:jc w:val="center"/>
         </w:trPr>
@@ -2935,6 +2984,7 @@
           </w:tcPr>
           <w:p>
             <w:pPr>
+              <w:keepNext/>
               <w:spacing w:after="40" w:line="240" w:lineRule="auto"/>
             </w:pPr>
             <w:r>
@@ -2954,6 +3004,7 @@
           </w:tcPr>
           <w:p>
             <w:pPr>
+              <w:keepNext/>
               <w:spacing w:after="40" w:line="240" w:lineRule="auto"/>
             </w:pPr>
             <w:r>
@@ -2973,6 +3024,7 @@
           </w:tcPr>
           <w:p>
             <w:pPr>
+              <w:keepNext/>
               <w:spacing w:after="40" w:line="240" w:lineRule="auto"/>
             </w:pPr>
             <w:r>
@@ -2992,6 +3044,7 @@
           </w:tcPr>
           <w:p>
             <w:pPr>
+              <w:keepNext/>
               <w:spacing w:after="40" w:line="240" w:lineRule="auto"/>
             </w:pPr>
             <w:r>
@@ -3011,6 +3064,7 @@
           </w:tcPr>
           <w:p>
             <w:pPr>
+              <w:keepNext/>
               <w:spacing w:after="40" w:line="240" w:lineRule="auto"/>
             </w:pPr>
             <w:r>
@@ -3030,6 +3084,7 @@
           </w:tcPr>
           <w:p>
             <w:pPr>
+              <w:keepNext/>
               <w:spacing w:after="40" w:line="240" w:lineRule="auto"/>
             </w:pPr>
             <w:r>
@@ -3045,6 +3100,7 @@
       </w:tr>
       <w:tr>
         <w:trPr>
+          <w:cantSplit/>
           <w:jc w:val="center"/>
         </w:trPr>
         <w:tc>
@@ -3053,6 +3109,7 @@
           </w:tcPr>
           <w:p>
             <w:pPr>
+              <w:keepNext/>
               <w:spacing w:after="40" w:line="240" w:lineRule="auto"/>
             </w:pPr>
             <w:r>
@@ -3069,6 +3126,7 @@
           </w:tcPr>
           <w:p>
             <w:pPr>
+              <w:keepNext/>
               <w:spacing w:after="40" w:line="240" w:lineRule="auto"/>
             </w:pPr>
             <w:r>
@@ -3085,6 +3143,7 @@
           </w:tcPr>
           <w:p>
             <w:pPr>
+              <w:keepNext/>
               <w:spacing w:after="40" w:line="240" w:lineRule="auto"/>
               <w:jc w:val="right"/>
             </w:pPr>
@@ -3102,6 +3161,7 @@
           </w:tcPr>
           <w:p>
             <w:pPr>
+              <w:keepNext/>
               <w:spacing w:after="40" w:line="240" w:lineRule="auto"/>
               <w:jc w:val="right"/>
             </w:pPr>
@@ -3119,6 +3179,7 @@
           </w:tcPr>
           <w:p>
             <w:pPr>
+              <w:keepNext/>
               <w:spacing w:after="40" w:line="240" w:lineRule="auto"/>
               <w:jc w:val="right"/>
             </w:pPr>
@@ -3136,6 +3197,7 @@
           </w:tcPr>
           <w:p>
             <w:pPr>
+              <w:keepNext/>
               <w:spacing w:after="40" w:line="240" w:lineRule="auto"/>
               <w:jc w:val="right"/>
             </w:pPr>
@@ -3150,6 +3212,7 @@
       </w:tr>
       <w:tr>
         <w:trPr>
+          <w:cantSplit/>
           <w:jc w:val="center"/>
         </w:trPr>
         <w:tc>
@@ -3159,6 +3222,7 @@
           </w:tcPr>
           <w:p>
             <w:pPr>
+              <w:keepNext/>
               <w:spacing w:after="40" w:line="240" w:lineRule="auto"/>
             </w:pPr>
             <w:r>
@@ -3176,6 +3240,7 @@
           </w:tcPr>
           <w:p>
             <w:pPr>
+              <w:keepNext/>
               <w:spacing w:after="40" w:line="240" w:lineRule="auto"/>
             </w:pPr>
             <w:r>
@@ -3193,6 +3258,7 @@
           </w:tcPr>
           <w:p>
             <w:pPr>
+              <w:keepNext/>
               <w:spacing w:after="40" w:line="240" w:lineRule="auto"/>
               <w:jc w:val="right"/>
             </w:pPr>
@@ -3211,6 +3277,7 @@
           </w:tcPr>
           <w:p>
             <w:pPr>
+              <w:keepNext/>
               <w:spacing w:after="40" w:line="240" w:lineRule="auto"/>
               <w:jc w:val="right"/>
             </w:pPr>
@@ -3229,6 +3296,7 @@
           </w:tcPr>
           <w:p>
             <w:pPr>
+              <w:keepNext/>
               <w:spacing w:after="40" w:line="240" w:lineRule="auto"/>
               <w:jc w:val="right"/>
             </w:pPr>
@@ -3247,6 +3315,7 @@
           </w:tcPr>
           <w:p>
             <w:pPr>
+              <w:keepNext/>
               <w:spacing w:after="40" w:line="240" w:lineRule="auto"/>
               <w:jc w:val="right"/>
             </w:pPr>
@@ -3261,6 +3330,7 @@
       </w:tr>
       <w:tr>
         <w:trPr>
+          <w:cantSplit/>
           <w:jc w:val="center"/>
         </w:trPr>
         <w:tc>
@@ -3269,6 +3339,7 @@
           </w:tcPr>
           <w:p>
             <w:pPr>
+              <w:keepNext/>
               <w:spacing w:after="40" w:line="240" w:lineRule="auto"/>
             </w:pPr>
             <w:r>
@@ -3285,6 +3356,7 @@
           </w:tcPr>
           <w:p>
             <w:pPr>
+              <w:keepNext/>
               <w:spacing w:after="40" w:line="240" w:lineRule="auto"/>
             </w:pPr>
             <w:r>
@@ -3301,6 +3373,7 @@
           </w:tcPr>
           <w:p>
             <w:pPr>
+              <w:keepNext/>
               <w:spacing w:after="40" w:line="240" w:lineRule="auto"/>
               <w:jc w:val="right"/>
             </w:pPr>
@@ -3318,6 +3391,7 @@
           </w:tcPr>
           <w:p>
             <w:pPr>
+              <w:keepNext/>
               <w:spacing w:after="40" w:line="240" w:lineRule="auto"/>
               <w:jc w:val="right"/>
             </w:pPr>
@@ -3335,6 +3409,7 @@
           </w:tcPr>
           <w:p>
             <w:pPr>
+              <w:keepNext/>
               <w:spacing w:after="40" w:line="240" w:lineRule="auto"/>
               <w:jc w:val="right"/>
             </w:pPr>
@@ -3352,6 +3427,7 @@
           </w:tcPr>
           <w:p>
             <w:pPr>
+              <w:keepNext/>
               <w:spacing w:after="40" w:line="240" w:lineRule="auto"/>
               <w:jc w:val="right"/>
             </w:pPr>
@@ -3366,6 +3442,7 @@
       </w:tr>
       <w:tr>
         <w:trPr>
+          <w:cantSplit/>
           <w:jc w:val="center"/>
         </w:trPr>
         <w:tc>
@@ -3381,7 +3458,6 @@
               <w:rPr>
                 <w:sz w:val="19"/>
               </w:rPr>
-              <w:lastRenderedPageBreak/>
               <w:t>4, G8</w:t>
             </w:r>
           </w:p>
@@ -3491,7 +3567,7 @@
       <w:pPr>
         <w:pStyle w:val="Titre2"/>
       </w:pPr>
-      <w:bookmarkStart w:id="8" w:name="_Toc244123718"/>
+      <w:bookmarkStart w:id="8" w:name="_Toc244124686"/>
       <w:r>
         <w:t>5.4 Challenge: G7, the G8 failure and the single resume G8R2</w:t>
       </w:r>
@@ -3551,6 +3627,7 @@
       </w:tblGrid>
       <w:tr>
         <w:trPr>
+          <w:cantSplit/>
           <w:tblHeader/>
           <w:jc w:val="center"/>
         </w:trPr>
@@ -3561,6 +3638,7 @@
           </w:tcPr>
           <w:p>
             <w:pPr>
+              <w:keepNext/>
               <w:spacing w:after="40" w:line="240" w:lineRule="auto"/>
             </w:pPr>
             <w:r>
@@ -3580,6 +3658,7 @@
           </w:tcPr>
           <w:p>
             <w:pPr>
+              <w:keepNext/>
               <w:spacing w:after="40" w:line="240" w:lineRule="auto"/>
             </w:pPr>
             <w:r>
@@ -3599,6 +3678,7 @@
           </w:tcPr>
           <w:p>
             <w:pPr>
+              <w:keepNext/>
               <w:spacing w:after="40" w:line="240" w:lineRule="auto"/>
             </w:pPr>
             <w:r>
@@ -3618,6 +3698,7 @@
           </w:tcPr>
           <w:p>
             <w:pPr>
+              <w:keepNext/>
               <w:spacing w:after="40" w:line="240" w:lineRule="auto"/>
             </w:pPr>
             <w:r>
@@ -3637,6 +3718,7 @@
           </w:tcPr>
           <w:p>
             <w:pPr>
+              <w:keepNext/>
               <w:spacing w:after="40" w:line="240" w:lineRule="auto"/>
             </w:pPr>
             <w:r>
@@ -3652,6 +3734,7 @@
       </w:tr>
       <w:tr>
         <w:trPr>
+          <w:cantSplit/>
           <w:jc w:val="center"/>
         </w:trPr>
         <w:tc>
@@ -3660,6 +3743,7 @@
           </w:tcPr>
           <w:p>
             <w:pPr>
+              <w:keepNext/>
               <w:spacing w:after="40" w:line="240" w:lineRule="auto"/>
             </w:pPr>
             <w:r>
@@ -3676,6 +3760,7 @@
           </w:tcPr>
           <w:p>
             <w:pPr>
+              <w:keepNext/>
               <w:spacing w:after="40" w:line="240" w:lineRule="auto"/>
               <w:jc w:val="right"/>
             </w:pPr>
@@ -3693,6 +3778,7 @@
           </w:tcPr>
           <w:p>
             <w:pPr>
+              <w:keepNext/>
               <w:spacing w:after="40" w:line="240" w:lineRule="auto"/>
               <w:jc w:val="right"/>
             </w:pPr>
@@ -3710,6 +3796,7 @@
           </w:tcPr>
           <w:p>
             <w:pPr>
+              <w:keepNext/>
               <w:spacing w:after="40" w:line="240" w:lineRule="auto"/>
               <w:jc w:val="right"/>
             </w:pPr>
@@ -3727,6 +3814,7 @@
           </w:tcPr>
           <w:p>
             <w:pPr>
+              <w:keepNext/>
               <w:spacing w:after="40" w:line="240" w:lineRule="auto"/>
               <w:jc w:val="right"/>
             </w:pPr>
@@ -3741,6 +3829,7 @@
       </w:tr>
       <w:tr>
         <w:trPr>
+          <w:cantSplit/>
           <w:jc w:val="center"/>
         </w:trPr>
         <w:tc>
@@ -3864,7 +3953,7 @@
           <w:noProof/>
         </w:rPr>
         <w:drawing>
-          <wp:inline distT="0" distB="0" distL="0" distR="0" wp14:anchorId="7EDA1553" wp14:editId="0F711DCC">
+          <wp:inline distT="0" distB="0" distL="0" distR="0" wp14:anchorId="31C0E436" wp14:editId="4FFFC741">
             <wp:extent cx="5976000" cy="1353680"/>
             <wp:effectExtent l="0" t="0" r="0" b="0"/>
             <wp:docPr id="3" name="Picture 3" descr="Figure 2. French challenge, G8R2 (code 930c414): fully covered entities and leaked characters before review, Standard and Enhanced."/>
@@ -3923,8 +4012,9 @@
       <w:pPr>
         <w:pStyle w:val="Titre2"/>
       </w:pPr>
-      <w:bookmarkStart w:id="9" w:name="_Toc244123719"/>
-      <w:r>
+      <w:bookmarkStart w:id="9" w:name="_Toc244124687"/>
+      <w:r>
+        <w:lastRenderedPageBreak/>
         <w:t>5.5 C3 French and English blind sets (historical, code e3d13bd)</w:t>
       </w:r>
       <w:bookmarkEnd w:id="9"/>
@@ -3952,6 +4042,7 @@
       </w:tblGrid>
       <w:tr>
         <w:trPr>
+          <w:cantSplit/>
           <w:tblHeader/>
           <w:jc w:val="center"/>
         </w:trPr>
@@ -3962,6 +4053,7 @@
           </w:tcPr>
           <w:p>
             <w:pPr>
+              <w:keepNext/>
               <w:spacing w:after="40" w:line="240" w:lineRule="auto"/>
             </w:pPr>
             <w:r>
@@ -3981,6 +4073,7 @@
           </w:tcPr>
           <w:p>
             <w:pPr>
+              <w:keepNext/>
               <w:spacing w:after="40" w:line="240" w:lineRule="auto"/>
             </w:pPr>
             <w:r>
@@ -4000,6 +4093,7 @@
           </w:tcPr>
           <w:p>
             <w:pPr>
+              <w:keepNext/>
               <w:spacing w:after="40" w:line="240" w:lineRule="auto"/>
             </w:pPr>
             <w:r>
@@ -4019,6 +4113,7 @@
           </w:tcPr>
           <w:p>
             <w:pPr>
+              <w:keepNext/>
               <w:spacing w:after="40" w:line="240" w:lineRule="auto"/>
             </w:pPr>
             <w:r>
@@ -4034,6 +4129,7 @@
       </w:tr>
       <w:tr>
         <w:trPr>
+          <w:cantSplit/>
           <w:jc w:val="center"/>
         </w:trPr>
         <w:tc>
@@ -4042,6 +4138,7 @@
           </w:tcPr>
           <w:p>
             <w:pPr>
+              <w:keepNext/>
               <w:spacing w:after="40" w:line="240" w:lineRule="auto"/>
             </w:pPr>
             <w:r>
@@ -4058,6 +4155,7 @@
           </w:tcPr>
           <w:p>
             <w:pPr>
+              <w:keepNext/>
               <w:spacing w:after="40" w:line="240" w:lineRule="auto"/>
               <w:jc w:val="right"/>
             </w:pPr>
@@ -4075,6 +4173,7 @@
           </w:tcPr>
           <w:p>
             <w:pPr>
+              <w:keepNext/>
               <w:spacing w:after="40" w:line="240" w:lineRule="auto"/>
               <w:jc w:val="right"/>
             </w:pPr>
@@ -4092,6 +4191,7 @@
           </w:tcPr>
           <w:p>
             <w:pPr>
+              <w:keepNext/>
               <w:spacing w:after="40" w:line="240" w:lineRule="auto"/>
               <w:jc w:val="right"/>
             </w:pPr>
@@ -4106,6 +4206,7 @@
       </w:tr>
       <w:tr>
         <w:trPr>
+          <w:cantSplit/>
           <w:jc w:val="center"/>
         </w:trPr>
         <w:tc>
@@ -4115,6 +4216,7 @@
           </w:tcPr>
           <w:p>
             <w:pPr>
+              <w:keepNext/>
               <w:spacing w:after="40" w:line="240" w:lineRule="auto"/>
             </w:pPr>
             <w:r>
@@ -4132,6 +4234,7 @@
           </w:tcPr>
           <w:p>
             <w:pPr>
+              <w:keepNext/>
               <w:spacing w:after="40" w:line="240" w:lineRule="auto"/>
               <w:jc w:val="right"/>
             </w:pPr>
@@ -4150,6 +4253,7 @@
           </w:tcPr>
           <w:p>
             <w:pPr>
+              <w:keepNext/>
               <w:spacing w:after="40" w:line="240" w:lineRule="auto"/>
               <w:jc w:val="right"/>
             </w:pPr>
@@ -4168,6 +4272,7 @@
           </w:tcPr>
           <w:p>
             <w:pPr>
+              <w:keepNext/>
               <w:spacing w:after="40" w:line="240" w:lineRule="auto"/>
               <w:jc w:val="right"/>
             </w:pPr>
@@ -4182,6 +4287,7 @@
       </w:tr>
       <w:tr>
         <w:trPr>
+          <w:cantSplit/>
           <w:jc w:val="center"/>
         </w:trPr>
         <w:tc>
@@ -4190,13 +4296,13 @@
           </w:tcPr>
           <w:p>
             <w:pPr>
+              <w:keepNext/>
               <w:spacing w:after="40" w:line="240" w:lineRule="auto"/>
             </w:pPr>
             <w:r>
               <w:rPr>
                 <w:sz w:val="19"/>
               </w:rPr>
-              <w:lastRenderedPageBreak/>
               <w:t>English Standard</w:t>
             </w:r>
           </w:p>
@@ -4207,6 +4313,7 @@
           </w:tcPr>
           <w:p>
             <w:pPr>
+              <w:keepNext/>
               <w:spacing w:after="40" w:line="240" w:lineRule="auto"/>
               <w:jc w:val="right"/>
             </w:pPr>
@@ -4224,6 +4331,7 @@
           </w:tcPr>
           <w:p>
             <w:pPr>
+              <w:keepNext/>
               <w:spacing w:after="40" w:line="240" w:lineRule="auto"/>
               <w:jc w:val="right"/>
             </w:pPr>
@@ -4241,6 +4349,7 @@
           </w:tcPr>
           <w:p>
             <w:pPr>
+              <w:keepNext/>
               <w:spacing w:after="40" w:line="240" w:lineRule="auto"/>
               <w:jc w:val="right"/>
             </w:pPr>
@@ -4255,6 +4364,7 @@
       </w:tr>
       <w:tr>
         <w:trPr>
+          <w:cantSplit/>
           <w:jc w:val="center"/>
         </w:trPr>
         <w:tc>
@@ -4358,7 +4468,7 @@
       <w:pPr>
         <w:pStyle w:val="Titre2"/>
       </w:pPr>
-      <w:bookmarkStart w:id="10" w:name="_Toc244123720"/>
+      <w:bookmarkStart w:id="10" w:name="_Toc244124688"/>
       <w:r>
         <w:t>5.6 Limits of the evaluation</w:t>
       </w:r>
@@ -4373,7 +4483,7 @@
       <w:pPr>
         <w:pStyle w:val="Titre1"/>
       </w:pPr>
-      <w:bookmarkStart w:id="11" w:name="_Toc244123721"/>
+      <w:bookmarkStart w:id="11" w:name="_Toc244124689"/>
       <w:r>
         <w:t>6. Course concepts applied</w:t>
       </w:r>
@@ -4401,6 +4511,7 @@
       </w:tblGrid>
       <w:tr>
         <w:trPr>
+          <w:cantSplit/>
           <w:tblHeader/>
           <w:jc w:val="center"/>
         </w:trPr>
@@ -4411,6 +4522,7 @@
           </w:tcPr>
           <w:p>
             <w:pPr>
+              <w:keepNext/>
               <w:spacing w:after="40" w:line="240" w:lineRule="auto"/>
             </w:pPr>
             <w:r>
@@ -4430,6 +4542,7 @@
           </w:tcPr>
           <w:p>
             <w:pPr>
+              <w:keepNext/>
               <w:spacing w:after="40" w:line="240" w:lineRule="auto"/>
             </w:pPr>
             <w:r>
@@ -4449,6 +4562,7 @@
           </w:tcPr>
           <w:p>
             <w:pPr>
+              <w:keepNext/>
               <w:spacing w:after="40" w:line="240" w:lineRule="auto"/>
             </w:pPr>
             <w:r>
@@ -4464,6 +4578,7 @@
       </w:tr>
       <w:tr>
         <w:trPr>
+          <w:cantSplit/>
           <w:jc w:val="center"/>
         </w:trPr>
         <w:tc>
@@ -4472,6 +4587,7 @@
           </w:tcPr>
           <w:p>
             <w:pPr>
+              <w:keepNext/>
               <w:spacing w:after="40" w:line="240" w:lineRule="auto"/>
             </w:pPr>
             <w:r>
@@ -4488,6 +4604,7 @@
           </w:tcPr>
           <w:p>
             <w:pPr>
+              <w:keepNext/>
               <w:spacing w:after="40" w:line="240" w:lineRule="auto"/>
             </w:pPr>
             <w:r>
@@ -4504,6 +4621,7 @@
           </w:tcPr>
           <w:p>
             <w:pPr>
+              <w:keepNext/>
               <w:spacing w:after="40" w:line="240" w:lineRule="auto"/>
             </w:pPr>
             <w:r>
@@ -4517,6 +4635,7 @@
       </w:tr>
       <w:tr>
         <w:trPr>
+          <w:cantSplit/>
           <w:jc w:val="center"/>
         </w:trPr>
         <w:tc>
@@ -4526,6 +4645,7 @@
           </w:tcPr>
           <w:p>
             <w:pPr>
+              <w:keepNext/>
               <w:spacing w:after="40" w:line="240" w:lineRule="auto"/>
             </w:pPr>
             <w:r>
@@ -4543,6 +4663,7 @@
           </w:tcPr>
           <w:p>
             <w:pPr>
+              <w:keepNext/>
               <w:spacing w:after="40" w:line="240" w:lineRule="auto"/>
             </w:pPr>
             <w:r>
@@ -4560,6 +4681,7 @@
           </w:tcPr>
           <w:p>
             <w:pPr>
+              <w:keepNext/>
               <w:spacing w:after="40" w:line="240" w:lineRule="auto"/>
             </w:pPr>
             <w:r>
@@ -4573,6 +4695,7 @@
       </w:tr>
       <w:tr>
         <w:trPr>
+          <w:cantSplit/>
           <w:jc w:val="center"/>
         </w:trPr>
         <w:tc>
@@ -4581,6 +4704,7 @@
           </w:tcPr>
           <w:p>
             <w:pPr>
+              <w:keepNext/>
               <w:spacing w:after="40" w:line="240" w:lineRule="auto"/>
             </w:pPr>
             <w:r>
@@ -4597,6 +4721,7 @@
           </w:tcPr>
           <w:p>
             <w:pPr>
+              <w:keepNext/>
               <w:spacing w:after="40" w:line="240" w:lineRule="auto"/>
             </w:pPr>
             <w:r>
@@ -4613,6 +4738,7 @@
           </w:tcPr>
           <w:p>
             <w:pPr>
+              <w:keepNext/>
               <w:spacing w:after="40" w:line="240" w:lineRule="auto"/>
             </w:pPr>
             <w:r>
@@ -4626,6 +4752,7 @@
       </w:tr>
       <w:tr>
         <w:trPr>
+          <w:cantSplit/>
           <w:jc w:val="center"/>
         </w:trPr>
         <w:tc>
@@ -4635,6 +4762,7 @@
           </w:tcPr>
           <w:p>
             <w:pPr>
+              <w:keepNext/>
               <w:spacing w:after="40" w:line="240" w:lineRule="auto"/>
             </w:pPr>
             <w:r>
@@ -4652,6 +4780,7 @@
           </w:tcPr>
           <w:p>
             <w:pPr>
+              <w:keepNext/>
               <w:spacing w:after="40" w:line="240" w:lineRule="auto"/>
             </w:pPr>
             <w:r>
@@ -4669,6 +4798,7 @@
           </w:tcPr>
           <w:p>
             <w:pPr>
+              <w:keepNext/>
               <w:spacing w:after="40" w:line="240" w:lineRule="auto"/>
             </w:pPr>
             <w:r>
@@ -4682,6 +4812,7 @@
       </w:tr>
       <w:tr>
         <w:trPr>
+          <w:cantSplit/>
           <w:jc w:val="center"/>
         </w:trPr>
         <w:tc>
@@ -4755,9 +4886,71 @@
     </w:p>
     <w:p>
       <w:pPr>
+        <w:keepNext/>
+        <w:spacing w:before="120"/>
+        <w:jc w:val="center"/>
+      </w:pPr>
+      <w:r>
+        <w:rPr>
+          <w:noProof/>
+        </w:rPr>
+        <w:lastRenderedPageBreak/>
+        <w:drawing>
+          <wp:inline distT="0" distB="0" distL="0" distR="0" wp14:anchorId="228BE813" wp14:editId="6C52E41C">
+            <wp:extent cx="3780000" cy="2149522"/>
+            <wp:effectExtent l="0" t="0" r="0" b="0"/>
+            <wp:docPr id="4" name="Picture 4" descr="Figure 3. Review step on the fictitious sample case: every value carries a colour and a written type."/>
+            <wp:cNvGraphicFramePr>
+              <a:graphicFrameLocks xmlns:a="http://schemas.openxmlformats.org/drawingml/2006/main" noChangeAspect="1"/>
+            </wp:cNvGraphicFramePr>
+            <a:graphic xmlns:a="http://schemas.openxmlformats.org/drawingml/2006/main">
+              <a:graphicData uri="http://schemas.openxmlformats.org/drawingml/2006/picture">
+                <pic:pic xmlns:pic="http://schemas.openxmlformats.org/drawingml/2006/picture">
+                  <pic:nvPicPr>
+                    <pic:cNvPr id="0" name="crop_02_review_highlight.png"/>
+                    <pic:cNvPicPr/>
+                  </pic:nvPicPr>
+                  <pic:blipFill>
+                    <a:blip r:embed="rId13"/>
+                    <a:stretch>
+                      <a:fillRect/>
+                    </a:stretch>
+                  </pic:blipFill>
+                  <pic:spPr>
+                    <a:xfrm>
+                      <a:off x="0" y="0"/>
+                      <a:ext cx="3780000" cy="2149522"/>
+                    </a:xfrm>
+                    <a:prstGeom prst="rect">
+                      <a:avLst/>
+                    </a:prstGeom>
+                  </pic:spPr>
+                </pic:pic>
+              </a:graphicData>
+            </a:graphic>
+          </wp:inline>
+        </w:drawing>
+      </w:r>
+    </w:p>
+    <w:p>
+      <w:pPr>
+        <w:spacing w:after="240"/>
+        <w:jc w:val="center"/>
+      </w:pPr>
+      <w:r>
+        <w:rPr>
+          <w:i/>
+          <w:color w:val="5B6675"/>
+          <w:sz w:val="19"/>
+        </w:rPr>
+        <w:t>Figure 3. Review step on the fictitious sample case: every value carries a colour and a written type.</w:t>
+      </w:r>
+    </w:p>
+    <w:p>
+      <w:pPr>
         <w:pStyle w:val="Titre1"/>
       </w:pPr>
-      <w:bookmarkStart w:id="12" w:name="_Toc244123722"/>
+      <w:bookmarkStart w:id="12" w:name="_Toc244124690"/>
       <w:r>
         <w:t>7. Beyond the course</w:t>
       </w:r>
@@ -4841,7 +5034,6 @@
         <w:rPr>
           <w:b/>
         </w:rPr>
-        <w:lastRenderedPageBreak/>
         <w:t>Case memory.</w:t>
       </w:r>
       <w:r>
@@ -4892,9 +5084,70 @@
     </w:p>
     <w:p>
       <w:pPr>
+        <w:keepNext/>
+        <w:spacing w:before="120"/>
+        <w:jc w:val="center"/>
+      </w:pPr>
+      <w:r>
+        <w:rPr>
+          <w:noProof/>
+        </w:rPr>
+        <w:drawing>
+          <wp:inline distT="0" distB="0" distL="0" distR="0" wp14:anchorId="430603C0" wp14:editId="58CAC712">
+            <wp:extent cx="4140000" cy="1720741"/>
+            <wp:effectExtent l="0" t="0" r="0" b="0"/>
+            <wp:docPr id="5" name="Picture 5" descr="Figure 4. Final check: a surname left in the instruction raises an alert; nothing is masked automatically."/>
+            <wp:cNvGraphicFramePr>
+              <a:graphicFrameLocks xmlns:a="http://schemas.openxmlformats.org/drawingml/2006/main" noChangeAspect="1"/>
+            </wp:cNvGraphicFramePr>
+            <a:graphic xmlns:a="http://schemas.openxmlformats.org/drawingml/2006/main">
+              <a:graphicData uri="http://schemas.openxmlformats.org/drawingml/2006/picture">
+                <pic:pic xmlns:pic="http://schemas.openxmlformats.org/drawingml/2006/picture">
+                  <pic:nvPicPr>
+                    <pic:cNvPr id="0" name="crop_07_final_check.png"/>
+                    <pic:cNvPicPr/>
+                  </pic:nvPicPr>
+                  <pic:blipFill>
+                    <a:blip r:embed="rId14"/>
+                    <a:stretch>
+                      <a:fillRect/>
+                    </a:stretch>
+                  </pic:blipFill>
+                  <pic:spPr>
+                    <a:xfrm>
+                      <a:off x="0" y="0"/>
+                      <a:ext cx="4140000" cy="1720741"/>
+                    </a:xfrm>
+                    <a:prstGeom prst="rect">
+                      <a:avLst/>
+                    </a:prstGeom>
+                  </pic:spPr>
+                </pic:pic>
+              </a:graphicData>
+            </a:graphic>
+          </wp:inline>
+        </w:drawing>
+      </w:r>
+    </w:p>
+    <w:p>
+      <w:pPr>
+        <w:spacing w:after="240"/>
+        <w:jc w:val="center"/>
+      </w:pPr>
+      <w:r>
+        <w:rPr>
+          <w:i/>
+          <w:color w:val="5B6675"/>
+          <w:sz w:val="19"/>
+        </w:rPr>
+        <w:t>Figure 4. Final check: a surname left in the instruction raises an alert; nothing is masked automatically.</w:t>
+      </w:r>
+    </w:p>
+    <w:p>
+      <w:pPr>
         <w:pStyle w:val="Titre1"/>
       </w:pPr>
-      <w:bookmarkStart w:id="13" w:name="_Toc244123723"/>
+      <w:bookmarkStart w:id="13" w:name="_Toc244124691"/>
       <w:r>
         <w:t>8. Limits and ethics</w:t>
       </w:r>
@@ -4922,6 +5175,7 @@
         <w:rPr>
           <w:b/>
         </w:rPr>
+        <w:lastRenderedPageBreak/>
         <w:t>Context.</w:t>
       </w:r>
       <w:r>
@@ -5044,7 +5298,7 @@
       <w:pPr>
         <w:pStyle w:val="Titre1"/>
       </w:pPr>
-      <w:bookmarkStart w:id="14" w:name="_Toc244123724"/>
+      <w:bookmarkStart w:id="14" w:name="_Toc244124692"/>
       <w:r>
         <w:t>9. Value if widely used</w:t>
       </w:r>
@@ -5059,7 +5313,7 @@
       <w:pPr>
         <w:pStyle w:val="Titre1"/>
       </w:pPr>
-      <w:bookmarkStart w:id="15" w:name="_Toc244123725"/>
+      <w:bookmarkStart w:id="15" w:name="_Toc244124693"/>
       <w:r>
         <w:t>10. Reproducibility</w:t>
       </w:r>
@@ -5282,18 +5536,14 @@
         <w:t>PY scripts/run_evaluation.py --split dev</w:t>
       </w:r>
       <w:r>
-        <w:t xml:space="preserve">. Reserved evaluation on test, challenge or C3 is a different </w:t>
-      </w:r>
-      <w:r>
-        <w:lastRenderedPageBreak/>
-        <w:t>matter: it requires a gate session and its explicit authorisation, a registration written before the run and a single attempt. These commands are documented here, not run by this session.</w:t>
+        <w:t>. Reserved evaluation on test, challenge or C3 is a different matter: it requires a gate session and its explicit authorisation, a registration written before the run and a single attempt. These commands are documented here, not run by this session.</w:t>
       </w:r>
     </w:p>
     <w:p>
       <w:pPr>
         <w:pStyle w:val="Titre1"/>
       </w:pPr>
-      <w:bookmarkStart w:id="16" w:name="_Toc244123726"/>
+      <w:bookmarkStart w:id="16" w:name="_Toc244124694"/>
       <w:r>
         <w:t>11. Use of AI tools</w:t>
       </w:r>
@@ -5353,6 +5603,7 @@
         <w:pStyle w:val="Listepuces"/>
       </w:pPr>
       <w:r>
+        <w:lastRenderedPageBreak/>
         <w:t>Humans pasted prompts, reviewed code and took decisions; independent gates used a different model family where possible.</w:t>
       </w:r>
     </w:p>
@@ -5374,7 +5625,7 @@
       <w:pPr>
         <w:pStyle w:val="Titre1"/>
       </w:pPr>
-      <w:bookmarkStart w:id="17" w:name="_Toc244123727"/>
+      <w:bookmarkStart w:id="17" w:name="_Toc244124695"/>
       <w:r>
         <w:t>12. References</w:t>
       </w:r>
@@ -5532,7 +5783,7 @@
       <w:r>
         <w:t xml:space="preserve">Regulation (EU) 2016/679 (GDPR), articles 4(5), 5(1)(c), 32 and recital 26: </w:t>
       </w:r>
-      <w:hyperlink r:id="rId13">
+      <w:hyperlink r:id="rId15">
         <w:r>
           <w:rPr>
             <w:color w:val="0E7490"/>
@@ -5549,7 +5800,7 @@
       <w:r>
         <w:t xml:space="preserve">Law no. 71-1130 of 31 December 1971, article 66-5, and French Penal Code, article 226-13: </w:t>
       </w:r>
-      <w:hyperlink r:id="rId14">
+      <w:hyperlink r:id="rId16">
         <w:r>
           <w:rPr>
             <w:color w:val="0E7490"/>
@@ -5560,8 +5811,8 @@
       </w:hyperlink>
     </w:p>
     <w:sectPr>
-      <w:headerReference w:type="default" r:id="rId15"/>
-      <w:footerReference w:type="default" r:id="rId16"/>
+      <w:headerReference w:type="default" r:id="rId17"/>
+      <w:footerReference w:type="default" r:id="rId18"/>
       <w:pgSz w:w="11906" w:h="16838"/>
       <w:pgMar w:top="1247" w:right="1247" w:bottom="1134" w:left="1247" w:header="720" w:footer="720" w:gutter="0"/>
       <w:cols w:space="720"/>
@@ -5908,34 +6159,34 @@
       </w:rPr>
     </w:lvl>
   </w:abstractNum>
-  <w:num w:numId="1" w16cid:durableId="1582175858">
+  <w:num w:numId="1" w16cid:durableId="668755639">
     <w:abstractNumId w:val="8"/>
   </w:num>
-  <w:num w:numId="2" w16cid:durableId="746421152">
+  <w:num w:numId="2" w16cid:durableId="1014724225">
     <w:abstractNumId w:val="6"/>
   </w:num>
-  <w:num w:numId="3" w16cid:durableId="923956211">
+  <w:num w:numId="3" w16cid:durableId="1374186619">
     <w:abstractNumId w:val="5"/>
   </w:num>
-  <w:num w:numId="4" w16cid:durableId="277033331">
+  <w:num w:numId="4" w16cid:durableId="2062513270">
     <w:abstractNumId w:val="4"/>
   </w:num>
-  <w:num w:numId="5" w16cid:durableId="1000084479">
+  <w:num w:numId="5" w16cid:durableId="807362314">
     <w:abstractNumId w:val="7"/>
   </w:num>
-  <w:num w:numId="6" w16cid:durableId="49810374">
+  <w:num w:numId="6" w16cid:durableId="296222891">
     <w:abstractNumId w:val="3"/>
   </w:num>
-  <w:num w:numId="7" w16cid:durableId="266155805">
+  <w:num w:numId="7" w16cid:durableId="410347235">
     <w:abstractNumId w:val="2"/>
   </w:num>
-  <w:num w:numId="8" w16cid:durableId="2107723023">
+  <w:num w:numId="8" w16cid:durableId="1188252804">
     <w:abstractNumId w:val="1"/>
   </w:num>
-  <w:num w:numId="9" w16cid:durableId="1864901326">
+  <w:num w:numId="9" w16cid:durableId="1235314708">
     <w:abstractNumId w:val="0"/>
   </w:num>
-  <w:num w:numId="10" w16cid:durableId="1959600084">
+  <w:num w:numId="10" w16cid:durableId="991253749">
     <w:abstractNumId w:val="7"/>
     <w:lvlOverride w:ilvl="0">
       <w:startOverride w:val="1"/>
@@ -17331,7 +17582,7 @@
     <w:autoRedefine/>
     <w:uiPriority w:val="39"/>
     <w:unhideWhenUsed/>
-    <w:rsid w:val="006A6C26"/>
+    <w:rsid w:val="001605FD"/>
     <w:pPr>
       <w:spacing w:after="100"/>
     </w:pPr>
@@ -17343,7 +17594,7 @@
     <w:autoRedefine/>
     <w:uiPriority w:val="39"/>
     <w:unhideWhenUsed/>
-    <w:rsid w:val="006A6C26"/>
+    <w:rsid w:val="001605FD"/>
     <w:pPr>
       <w:spacing w:after="100"/>
       <w:ind w:left="220"/>
@@ -17354,7 +17605,7 @@
     <w:basedOn w:val="Policepardfaut"/>
     <w:uiPriority w:val="99"/>
     <w:unhideWhenUsed/>
-    <w:rsid w:val="006A6C26"/>
+    <w:rsid w:val="001605FD"/>
     <w:rPr>
       <w:color w:val="0000FF" w:themeColor="hyperlink"/>
       <w:u w:val="single"/>
